--- a/Chapter_4_Analysis/Analysis_4_Factors_Poverty/Analysis_4_Chapter_4_Results.docx
+++ b/Chapter_4_Analysis/Analysis_4_Factors_Poverty/Analysis_4_Chapter_4_Results.docx
@@ -38,7 +38,7 @@
         <w:jc w:val="left"/>
       </w:pPr>
       <w:r>
-        <w:t>To examine the factors associated with poverty status among yam farmers in Akpabuyo Local Government Area of Cross River State, eight key explanatory variables specified in Section C of the research instrument were evaluated. Prior to inferential modeling, data validation was performed across all N = 60 sampled households to verify data integrity, completeness, and distributional properties. The outcome variable, household poverty status, was adopted directly from Analysis 3 based on the relative poverty threshold of ₦13,526.02 per capita monthly household expenditure (PCHE). As established in Analysis 3, exactly 13 households (21.67%) were classified as poor (PCHE &lt; ₦13,526.02) and 47 households (78.33%) were classified as non-poor (PCHE ≥ ₦13,526.02).</w:t>
+        <w:t>To examine the factors associated with poverty status among yam farmers in Akpabuyo Local Government Area of Cross River State, eight key explanatory variables specified in Section C of the research instrument were evaluated. Prior to inferential modeling, data validation was performed across all N = 60 sampled households to verify data integrity, completeness, and distributional properties. The outcome variable, household poverty status, was adopted directly from Section 4.3 based on the relative poverty threshold of ₦13,526.02 per capita monthly household expenditure (PCHE). As established in Analysis 3, exactly 13 households (21.67%) were classified as poor (PCHE &lt; ₦13,526.02) and 47 households (78.33%) were classified as non-poor (PCHE ≥ ₦13,526.02).</w:t>
       </w:r>
     </w:p>
     <w:p>
@@ -1249,11 +1249,9 @@
           <w:b/>
           <w:color w:val="1F4E78"/>
         </w:rPr>
-        <w:t xml:space="preserve">3. Model Parsimony Rule: </w:t>
+        <w:t>3. Model Parsimony Rule: Given the 13 poverty events in the sample, a parsimonious two-predictor model incorporating Total Farm Size (hectares) and Access to Credit (1 = Yes, 0 = No) was specified to limit model complexity. Given the 13 poverty events in the sample, a two-predictor model was specified to maintain parsimony and statistical stability; adding further predictors would be unreliable with this number of outcome events. This specification also avoids multicollinearity and resolves the separation constraints noted above.</w:t>
       </w:r>
-      <w:r>
-        <w:t>Given the 13 poverty events in the sample, a parsimonious two-predictor model incorporating Total Farm Size (hectares) and Access to Credit (1 = Yes, 0 = No) was specified to limit model complexity. This model preserves statistical stability (13 events / 2 predictors = 6.5 EPV), avoids multicollinearity, and resolves separation constraints.</w:t>
-      </w:r>
+      <w:r/>
     </w:p>
     <w:p>
       <w:pPr>
@@ -1762,7 +1760,7 @@
         <w:jc w:val="left"/>
       </w:pPr>
       <w:r>
-        <w:t>Regarding classification performance, at the standard 0.50 probability cutoff, the model classified 78.33% of households correctly. However, because 47 of the 60 households (78.33%) are non-poor, a baseline null model assigning all respondents to non-poor status would also achieve 78.33% overall accuracy (with 0.0% sensitivity and 100.0% specificity). When evaluated at an optimal decision cutoff of 0.25 (reflecting the sample poverty rate of 21.67%), the model achieved a balanced accuracy of 70.1% (sensitivity = 61.5%, specificity = 78.7%, overall accuracy = 75.0%), demonstrating meaningful classification performance beyond the baseline distribution.</w:t>
+        <w:t>Regarding classification performance, at an optimal decision cutoff of 0.25 (reflecting the sample poverty rate of 21.67%), the model achieved a balanced accuracy of 70.1% (sensitivity = 61.5%, specificity = 78.7%, overall accuracy = 75.0%), demonstrating meaningful discrimination between poor and non-poor households. At the standard 0.50 probability cutoff, overall accuracy was 78.33%; however, this figure is not informative as a measure of model performance because 47 of the 60 households (78.33%) are non-poor. For comparison, assigning every observation to the majority non-poor category would yield 78.33% accuracy but zero sensitivity.</w:t>
       </w:r>
     </w:p>
     <w:p>

--- a/Chapter_4_Analysis/Analysis_4_Factors_Poverty/Analysis_4_Chapter_4_Results.docx
+++ b/Chapter_4_Analysis/Analysis_4_Factors_Poverty/Analysis_4_Chapter_4_Results.docx
@@ -5,7 +5,7 @@
     <w:p>
       <w:pPr>
         <w:keepNext/>
-        <w:spacing w:before="240" w:after="120"/>
+        <w:spacing w:before="280" w:after="120"/>
       </w:pPr>
       <w:r>
         <w:rPr>
@@ -20,7 +20,7 @@
     <w:p>
       <w:pPr>
         <w:keepNext/>
-        <w:spacing w:before="200" w:after="80"/>
+        <w:spacing w:before="220" w:after="80"/>
       </w:pPr>
       <w:r>
         <w:rPr>
@@ -29,7 +29,7 @@
           <w:color w:val="1F4E78"/>
           <w:sz w:val="26"/>
         </w:rPr>
-        <w:t>4.4.1 Distribution of Socio-Economic and Agricultural Explanatory Variables</w:t>
+        <w:t>4.4.1 Overview of Objective II and Explanatory Factors</w:t>
       </w:r>
     </w:p>
     <w:p>
@@ -38,7 +38,7 @@
         <w:jc w:val="left"/>
       </w:pPr>
       <w:r>
-        <w:t>To examine the factors associated with poverty status among yam farmers in Akpabuyo Local Government Area of Cross River State, eight key explanatory variables specified in Section C of the research instrument were evaluated. Prior to inferential modeling, data validation was performed across all N = 60 sampled households to verify data integrity, completeness, and distributional properties. The outcome variable, household poverty status, was adopted directly from Section 4.3 based on the relative poverty threshold of ₦13,526.02 per capita monthly household expenditure (PCHE). As established in Analysis 3, exactly 13 households (21.67%) were classified as poor (PCHE &lt; ₦13,526.02) and 47 households (78.33%) were classified as non-poor (PCHE ≥ ₦13,526.02).</w:t>
+        <w:t>Specific Objective II of this research project seeks to analyse factors influencing poverty status among yam farming households in Akpabuyo Local Government Area of Cross River State, explicitly considering farmer age, educational attainment, household size, access to agricultural credit, technology adoption, and cooperative membership. In accordance with the baseline poverty classification established in Section 4.3, the dependent variable is binary household poverty status determined using the two-thirds mean Per-Capita Monthly Household Expenditure (PCHE) threshold of ₦13,526.02. Of the N = 60 sampled yam farmers, exactly 13 households (21.67%) were classified as poor (PCHE &lt; ₦13,526.02) and 47 households (78.33%) were classified as non-poor (PCHE ≥ ₦13,526.02).</w:t>
       </w:r>
     </w:p>
     <w:p>
@@ -47,22 +47,13 @@
         <w:jc w:val="left"/>
       </w:pPr>
       <w:r>
-        <w:t>The descriptive metrics for the continuous land asset variables revealed an overall mean total farm size of 2.43 ± 0.79 hectares (median = 2.20 ha; range = 1.20 to 5.00 ha). Specifically, the area under yam cultivation averaged 1.67 ± 0.53 hectares (median = 1.50 ha; range = 0.90 to 3.50 ha). Across all 60 households, yam farming accounted for the primary land allocation, representing approximately 68.7% of total cultivated farm land.</w:t>
-      </w:r>
-    </w:p>
-    <w:p>
-      <w:pPr>
-        <w:spacing w:after="120" w:line="276" w:lineRule="auto"/>
-        <w:jc w:val="left"/>
-      </w:pPr>
-      <w:r>
-        <w:t>Regarding the six binary agricultural practice and institutional access indicators, exactly half of the sampled farmers (n = 30, 50.0%) had access to agricultural credit for yam farming during the preceding farming season, whereas 30 farmers (50.0%) had no credit access. Contact with an agricultural extension agent within the preceding 12 months was reported by 21 farmers (35.0%), while 39 farmers (65.0%) had no extension contact. Membership in a farmers' cooperative society or association was high, with 49 farmers (81.7%) indicating active membership compared to 11 non-members (18.3%). Application of inorganic fertilizer or organic manure was practiced by 48 farmers (80.0%), while 12 farmers (20.0%) did not apply fertilizer or manure. Conversely, the adoption of modern farm tools/improved technology was low, with only 6 farmers (10.0%) utilizing modern tools compared to 54 farmers (90.0%) using traditional equipment. Finally, the adoption of improved yam varieties was extremely rare, reported by only 2 farmers (3.3%), while 58 farmers (96.7%) relied entirely on local landraces.</w:t>
+        <w:t>To provide comprehensive analytical coverage of Objective II while maintaining consistency with earlier descriptive sections, eleven explanatory indicators across three operational domains were evaluated: (1) Demographic and human capital characteristics (Age, Household size, and Educational level); (2) Land asset ownership (Total farm size and Area under yam cultivation); and (3) Institutional access, technology adoption, and social capital (Access to credit, Extension contact, Improved yam varieties, Fertilizer/manure application, Modern tools/technologies, and Cooperative membership). In the survey instrument, technology adoption is operationalised across three individual indicators (improved varieties, inorganic fertilizer/organic manure, and modern farm tools/technologies) to reflect the multi-faceted nature of smallholder agricultural technology adoption without imposing an unvalidated composite index.</w:t>
       </w:r>
     </w:p>
     <w:p>
       <w:pPr>
         <w:keepNext/>
-        <w:spacing w:before="200" w:after="80"/>
+        <w:spacing w:before="220" w:after="80"/>
       </w:pPr>
       <w:r>
         <w:rPr>
@@ -80,7 +71,7 @@
         <w:jc w:val="left"/>
       </w:pPr>
       <w:r>
-        <w:t>Table 4.9 presents the descriptive statistics and statistical comparison of all eight explanatory variables between poor households (n = 13) and non-poor households (n = 47) in Akpabuyo LGA. In accordance with statistical reporting standards, each variable is presented with its single primary statistical test statistic and p-value. For continuous land variables exhibiting right-skewness, non-parametric Mann–Whitney U tests are presented. For categorical predictors, Pearson chi-square tests are reported where expected cell counts were 5 or greater, while Fisher's exact tests are presented for sparse categories where expected cell counts fell below 5.</w:t>
+        <w:t>Table 4.9 presents the descriptive comparison and single-primary bivariate hypothesis tests for all eleven factors across poor households (n = 13), non-poor households (n = 47), and the overall sample (N = 60). Continuous variables with non-normal or skewed distributions were evaluated using the non-parametric Mann–Whitney U test. Categorical variables were assessed using Pearson's chi-square test where expected cell frequencies were 5 or greater, and Fisher's exact test where expected cell frequencies fell below 5.</w:t>
       </w:r>
     </w:p>
     <w:tbl>
@@ -115,7 +106,7 @@
                 <w:color w:val="FFFFFF"/>
                 <w:sz w:val="20"/>
               </w:rPr>
-              <w:t>Variable / Indicator</w:t>
+              <w:t>Factor / Variable</w:t>
             </w:r>
           </w:p>
         </w:tc>
@@ -224,6 +215,7 @@
         <w:tc>
           <w:tcPr>
             <w:tcW w:type="dxa" w:w="1560"/>
+            <w:shd w:fill="D9E1F2"/>
           </w:tcPr>
           <w:p>
             <w:pPr>
@@ -232,9 +224,120 @@
             <w:r>
               <w:rPr>
                 <w:rFonts w:ascii="Calibri" w:hAnsi="Calibri"/>
+                <w:b/>
                 <w:sz w:val="19"/>
               </w:rPr>
-              <w:t>Total farm size (hectares)</w:t>
+              <w:t>A. Demographic &amp; Human Capital Factors</w:t>
+            </w:r>
+          </w:p>
+        </w:tc>
+        <w:tc>
+          <w:tcPr>
+            <w:tcW w:type="dxa" w:w="1560"/>
+            <w:shd w:fill="D9E1F2"/>
+          </w:tcPr>
+          <w:p>
+            <w:pPr>
+              <w:jc w:val="center"/>
+            </w:pPr>
+            <w:r>
+              <w:rPr>
+                <w:rFonts w:ascii="Calibri" w:hAnsi="Calibri"/>
+                <w:b/>
+                <w:sz w:val="19"/>
+              </w:rPr>
+            </w:r>
+          </w:p>
+        </w:tc>
+        <w:tc>
+          <w:tcPr>
+            <w:tcW w:type="dxa" w:w="1560"/>
+            <w:shd w:fill="D9E1F2"/>
+          </w:tcPr>
+          <w:p>
+            <w:pPr>
+              <w:jc w:val="center"/>
+            </w:pPr>
+            <w:r>
+              <w:rPr>
+                <w:rFonts w:ascii="Calibri" w:hAnsi="Calibri"/>
+                <w:b/>
+                <w:sz w:val="19"/>
+              </w:rPr>
+            </w:r>
+          </w:p>
+        </w:tc>
+        <w:tc>
+          <w:tcPr>
+            <w:tcW w:type="dxa" w:w="1560"/>
+            <w:shd w:fill="D9E1F2"/>
+          </w:tcPr>
+          <w:p>
+            <w:pPr>
+              <w:jc w:val="center"/>
+            </w:pPr>
+            <w:r>
+              <w:rPr>
+                <w:rFonts w:ascii="Calibri" w:hAnsi="Calibri"/>
+                <w:b/>
+                <w:sz w:val="19"/>
+              </w:rPr>
+            </w:r>
+          </w:p>
+        </w:tc>
+        <w:tc>
+          <w:tcPr>
+            <w:tcW w:type="dxa" w:w="1560"/>
+            <w:shd w:fill="D9E1F2"/>
+          </w:tcPr>
+          <w:p>
+            <w:pPr>
+              <w:jc w:val="center"/>
+            </w:pPr>
+            <w:r>
+              <w:rPr>
+                <w:rFonts w:ascii="Calibri" w:hAnsi="Calibri"/>
+                <w:b/>
+                <w:sz w:val="19"/>
+              </w:rPr>
+            </w:r>
+          </w:p>
+        </w:tc>
+        <w:tc>
+          <w:tcPr>
+            <w:tcW w:type="dxa" w:w="1560"/>
+            <w:shd w:fill="D9E1F2"/>
+          </w:tcPr>
+          <w:p>
+            <w:pPr>
+              <w:jc w:val="center"/>
+            </w:pPr>
+            <w:r>
+              <w:rPr>
+                <w:rFonts w:ascii="Calibri" w:hAnsi="Calibri"/>
+                <w:b/>
+                <w:sz w:val="19"/>
+              </w:rPr>
+            </w:r>
+          </w:p>
+        </w:tc>
+      </w:tr>
+      <w:tr>
+        <w:tc>
+          <w:tcPr>
+            <w:tcW w:type="dxa" w:w="1560"/>
+          </w:tcPr>
+          <w:p>
+            <w:pPr>
+              <w:jc w:val="left"/>
+            </w:pPr>
+            <w:r>
+              <w:rPr>
+                <w:rFonts w:ascii="Calibri" w:hAnsi="Calibri"/>
+                <w:b w:val="0"/>
+                <w:sz w:val="19"/>
+              </w:rPr>
+              <w:t>1. Age of farmer (years)</w:t>
             </w:r>
           </w:p>
         </w:tc>
@@ -249,6 +352,775 @@
             <w:r>
               <w:rPr>
                 <w:rFonts w:ascii="Calibri" w:hAnsi="Calibri"/>
+                <w:b w:val="0"/>
+                <w:sz w:val="19"/>
+              </w:rPr>
+              <w:t>51.31 ± 8.99</w:t>
+            </w:r>
+          </w:p>
+        </w:tc>
+        <w:tc>
+          <w:tcPr>
+            <w:tcW w:type="dxa" w:w="1560"/>
+          </w:tcPr>
+          <w:p>
+            <w:pPr>
+              <w:jc w:val="center"/>
+            </w:pPr>
+            <w:r>
+              <w:rPr>
+                <w:rFonts w:ascii="Calibri" w:hAnsi="Calibri"/>
+                <w:b w:val="0"/>
+                <w:sz w:val="19"/>
+              </w:rPr>
+              <w:t>44.57 ± 8.04</w:t>
+            </w:r>
+          </w:p>
+        </w:tc>
+        <w:tc>
+          <w:tcPr>
+            <w:tcW w:type="dxa" w:w="1560"/>
+          </w:tcPr>
+          <w:p>
+            <w:pPr>
+              <w:jc w:val="center"/>
+            </w:pPr>
+            <w:r>
+              <w:rPr>
+                <w:rFonts w:ascii="Calibri" w:hAnsi="Calibri"/>
+                <w:b w:val="0"/>
+                <w:sz w:val="19"/>
+              </w:rPr>
+              <w:t>46.03 ± 8.64</w:t>
+            </w:r>
+          </w:p>
+        </w:tc>
+        <w:tc>
+          <w:tcPr>
+            <w:tcW w:type="dxa" w:w="1560"/>
+          </w:tcPr>
+          <w:p>
+            <w:pPr>
+              <w:jc w:val="center"/>
+            </w:pPr>
+            <w:r>
+              <w:rPr>
+                <w:rFonts w:ascii="Calibri" w:hAnsi="Calibri"/>
+                <w:b w:val="0"/>
+                <w:sz w:val="19"/>
+              </w:rPr>
+              <w:t>Mann–Whitney U = 432.00</w:t>
+            </w:r>
+          </w:p>
+        </w:tc>
+        <w:tc>
+          <w:tcPr>
+            <w:tcW w:type="dxa" w:w="1560"/>
+          </w:tcPr>
+          <w:p>
+            <w:pPr>
+              <w:jc w:val="center"/>
+            </w:pPr>
+            <w:r>
+              <w:rPr>
+                <w:rFonts w:ascii="Calibri" w:hAnsi="Calibri"/>
+                <w:b w:val="0"/>
+                <w:sz w:val="19"/>
+              </w:rPr>
+              <w:t>0.024*</w:t>
+            </w:r>
+          </w:p>
+        </w:tc>
+      </w:tr>
+      <w:tr>
+        <w:tc>
+          <w:tcPr>
+            <w:tcW w:type="dxa" w:w="1560"/>
+          </w:tcPr>
+          <w:p>
+            <w:pPr>
+              <w:jc w:val="left"/>
+            </w:pPr>
+            <w:r>
+              <w:rPr>
+                <w:rFonts w:ascii="Calibri" w:hAnsi="Calibri"/>
+                <w:b w:val="0"/>
+                <w:sz w:val="19"/>
+              </w:rPr>
+              <w:t>2. Household size (persons)</w:t>
+            </w:r>
+          </w:p>
+        </w:tc>
+        <w:tc>
+          <w:tcPr>
+            <w:tcW w:type="dxa" w:w="1560"/>
+          </w:tcPr>
+          <w:p>
+            <w:pPr>
+              <w:jc w:val="center"/>
+            </w:pPr>
+            <w:r>
+              <w:rPr>
+                <w:rFonts w:ascii="Calibri" w:hAnsi="Calibri"/>
+                <w:b w:val="0"/>
+                <w:sz w:val="19"/>
+              </w:rPr>
+              <w:t>8.31 ± 1.70</w:t>
+            </w:r>
+          </w:p>
+        </w:tc>
+        <w:tc>
+          <w:tcPr>
+            <w:tcW w:type="dxa" w:w="1560"/>
+          </w:tcPr>
+          <w:p>
+            <w:pPr>
+              <w:jc w:val="center"/>
+            </w:pPr>
+            <w:r>
+              <w:rPr>
+                <w:rFonts w:ascii="Calibri" w:hAnsi="Calibri"/>
+                <w:b w:val="0"/>
+                <w:sz w:val="19"/>
+              </w:rPr>
+              <w:t>5.66 ± 1.43</w:t>
+            </w:r>
+          </w:p>
+        </w:tc>
+        <w:tc>
+          <w:tcPr>
+            <w:tcW w:type="dxa" w:w="1560"/>
+          </w:tcPr>
+          <w:p>
+            <w:pPr>
+              <w:jc w:val="center"/>
+            </w:pPr>
+            <w:r>
+              <w:rPr>
+                <w:rFonts w:ascii="Calibri" w:hAnsi="Calibri"/>
+                <w:b w:val="0"/>
+                <w:sz w:val="19"/>
+              </w:rPr>
+              <w:t>6.23 ± 1.84</w:t>
+            </w:r>
+          </w:p>
+        </w:tc>
+        <w:tc>
+          <w:tcPr>
+            <w:tcW w:type="dxa" w:w="1560"/>
+          </w:tcPr>
+          <w:p>
+            <w:pPr>
+              <w:jc w:val="center"/>
+            </w:pPr>
+            <w:r>
+              <w:rPr>
+                <w:rFonts w:ascii="Calibri" w:hAnsi="Calibri"/>
+                <w:b w:val="0"/>
+                <w:sz w:val="19"/>
+              </w:rPr>
+              <w:t>Mann–Whitney U = 536.00</w:t>
+            </w:r>
+          </w:p>
+        </w:tc>
+        <w:tc>
+          <w:tcPr>
+            <w:tcW w:type="dxa" w:w="1560"/>
+          </w:tcPr>
+          <w:p>
+            <w:pPr>
+              <w:jc w:val="center"/>
+            </w:pPr>
+            <w:r>
+              <w:rPr>
+                <w:rFonts w:ascii="Calibri" w:hAnsi="Calibri"/>
+                <w:b w:val="0"/>
+                <w:sz w:val="19"/>
+              </w:rPr>
+              <w:t>&lt; 0.001*</w:t>
+            </w:r>
+          </w:p>
+        </w:tc>
+      </w:tr>
+      <w:tr>
+        <w:tc>
+          <w:tcPr>
+            <w:tcW w:type="dxa" w:w="1560"/>
+          </w:tcPr>
+          <w:p>
+            <w:pPr>
+              <w:jc w:val="left"/>
+            </w:pPr>
+            <w:r>
+              <w:rPr>
+                <w:rFonts w:ascii="Calibri" w:hAnsi="Calibri"/>
+                <w:b w:val="0"/>
+                <w:sz w:val="19"/>
+              </w:rPr>
+              <w:t>3. Educational attainment</w:t>
+            </w:r>
+          </w:p>
+        </w:tc>
+        <w:tc>
+          <w:tcPr>
+            <w:tcW w:type="dxa" w:w="1560"/>
+          </w:tcPr>
+          <w:p>
+            <w:pPr>
+              <w:jc w:val="center"/>
+            </w:pPr>
+            <w:r>
+              <w:rPr>
+                <w:rFonts w:ascii="Calibri" w:hAnsi="Calibri"/>
+                <w:b w:val="0"/>
+                <w:sz w:val="19"/>
+              </w:rPr>
+            </w:r>
+          </w:p>
+        </w:tc>
+        <w:tc>
+          <w:tcPr>
+            <w:tcW w:type="dxa" w:w="1560"/>
+          </w:tcPr>
+          <w:p>
+            <w:pPr>
+              <w:jc w:val="center"/>
+            </w:pPr>
+            <w:r>
+              <w:rPr>
+                <w:rFonts w:ascii="Calibri" w:hAnsi="Calibri"/>
+                <w:b w:val="0"/>
+                <w:sz w:val="19"/>
+              </w:rPr>
+            </w:r>
+          </w:p>
+        </w:tc>
+        <w:tc>
+          <w:tcPr>
+            <w:tcW w:type="dxa" w:w="1560"/>
+          </w:tcPr>
+          <w:p>
+            <w:pPr>
+              <w:jc w:val="center"/>
+            </w:pPr>
+            <w:r>
+              <w:rPr>
+                <w:rFonts w:ascii="Calibri" w:hAnsi="Calibri"/>
+                <w:b w:val="0"/>
+                <w:sz w:val="19"/>
+              </w:rPr>
+            </w:r>
+          </w:p>
+        </w:tc>
+        <w:tc>
+          <w:tcPr>
+            <w:tcW w:type="dxa" w:w="1560"/>
+          </w:tcPr>
+          <w:p>
+            <w:pPr>
+              <w:jc w:val="center"/>
+            </w:pPr>
+            <w:r>
+              <w:rPr>
+                <w:rFonts w:ascii="Calibri" w:hAnsi="Calibri"/>
+                <w:b w:val="0"/>
+                <w:sz w:val="19"/>
+              </w:rPr>
+              <w:t>Pearson χ² = 2.673 (df=2)</w:t>
+            </w:r>
+          </w:p>
+        </w:tc>
+        <w:tc>
+          <w:tcPr>
+            <w:tcW w:type="dxa" w:w="1560"/>
+          </w:tcPr>
+          <w:p>
+            <w:pPr>
+              <w:jc w:val="center"/>
+            </w:pPr>
+            <w:r>
+              <w:rPr>
+                <w:rFonts w:ascii="Calibri" w:hAnsi="Calibri"/>
+                <w:b w:val="0"/>
+                <w:sz w:val="19"/>
+              </w:rPr>
+              <w:t>0.263</w:t>
+            </w:r>
+          </w:p>
+        </w:tc>
+      </w:tr>
+      <w:tr>
+        <w:tc>
+          <w:tcPr>
+            <w:tcW w:type="dxa" w:w="1560"/>
+          </w:tcPr>
+          <w:p>
+            <w:pPr>
+              <w:jc w:val="left"/>
+            </w:pPr>
+            <w:r>
+              <w:rPr>
+                <w:rFonts w:ascii="Calibri" w:hAnsi="Calibri"/>
+                <w:b w:val="0"/>
+                <w:sz w:val="19"/>
+              </w:rPr>
+              <w:t xml:space="preserve">   - Primary education (6 yrs)</w:t>
+            </w:r>
+          </w:p>
+        </w:tc>
+        <w:tc>
+          <w:tcPr>
+            <w:tcW w:type="dxa" w:w="1560"/>
+          </w:tcPr>
+          <w:p>
+            <w:pPr>
+              <w:jc w:val="center"/>
+            </w:pPr>
+            <w:r>
+              <w:rPr>
+                <w:rFonts w:ascii="Calibri" w:hAnsi="Calibri"/>
+                <w:b w:val="0"/>
+                <w:sz w:val="19"/>
+              </w:rPr>
+              <w:t>5 (38.5%)</w:t>
+            </w:r>
+          </w:p>
+        </w:tc>
+        <w:tc>
+          <w:tcPr>
+            <w:tcW w:type="dxa" w:w="1560"/>
+          </w:tcPr>
+          <w:p>
+            <w:pPr>
+              <w:jc w:val="center"/>
+            </w:pPr>
+            <w:r>
+              <w:rPr>
+                <w:rFonts w:ascii="Calibri" w:hAnsi="Calibri"/>
+                <w:b w:val="0"/>
+                <w:sz w:val="19"/>
+              </w:rPr>
+              <w:t>13 (27.7%)</w:t>
+            </w:r>
+          </w:p>
+        </w:tc>
+        <w:tc>
+          <w:tcPr>
+            <w:tcW w:type="dxa" w:w="1560"/>
+          </w:tcPr>
+          <w:p>
+            <w:pPr>
+              <w:jc w:val="center"/>
+            </w:pPr>
+            <w:r>
+              <w:rPr>
+                <w:rFonts w:ascii="Calibri" w:hAnsi="Calibri"/>
+                <w:b w:val="0"/>
+                <w:sz w:val="19"/>
+              </w:rPr>
+              <w:t>18 (30.0%)</w:t>
+            </w:r>
+          </w:p>
+        </w:tc>
+        <w:tc>
+          <w:tcPr>
+            <w:tcW w:type="dxa" w:w="1560"/>
+          </w:tcPr>
+          <w:p>
+            <w:pPr>
+              <w:jc w:val="center"/>
+            </w:pPr>
+            <w:r>
+              <w:rPr>
+                <w:rFonts w:ascii="Calibri" w:hAnsi="Calibri"/>
+                <w:b w:val="0"/>
+                <w:sz w:val="19"/>
+              </w:rPr>
+              <w:t>—</w:t>
+            </w:r>
+          </w:p>
+        </w:tc>
+        <w:tc>
+          <w:tcPr>
+            <w:tcW w:type="dxa" w:w="1560"/>
+          </w:tcPr>
+          <w:p>
+            <w:pPr>
+              <w:jc w:val="center"/>
+            </w:pPr>
+            <w:r>
+              <w:rPr>
+                <w:rFonts w:ascii="Calibri" w:hAnsi="Calibri"/>
+                <w:b w:val="0"/>
+                <w:sz w:val="19"/>
+              </w:rPr>
+              <w:t>—</w:t>
+            </w:r>
+          </w:p>
+        </w:tc>
+      </w:tr>
+      <w:tr>
+        <w:tc>
+          <w:tcPr>
+            <w:tcW w:type="dxa" w:w="1560"/>
+          </w:tcPr>
+          <w:p>
+            <w:pPr>
+              <w:jc w:val="left"/>
+            </w:pPr>
+            <w:r>
+              <w:rPr>
+                <w:rFonts w:ascii="Calibri" w:hAnsi="Calibri"/>
+                <w:b w:val="0"/>
+                <w:sz w:val="19"/>
+              </w:rPr>
+              <w:t xml:space="preserve">   - Secondary education (12 yrs)</w:t>
+            </w:r>
+          </w:p>
+        </w:tc>
+        <w:tc>
+          <w:tcPr>
+            <w:tcW w:type="dxa" w:w="1560"/>
+          </w:tcPr>
+          <w:p>
+            <w:pPr>
+              <w:jc w:val="center"/>
+            </w:pPr>
+            <w:r>
+              <w:rPr>
+                <w:rFonts w:ascii="Calibri" w:hAnsi="Calibri"/>
+                <w:b w:val="0"/>
+                <w:sz w:val="19"/>
+              </w:rPr>
+              <w:t>7 (53.8%)</w:t>
+            </w:r>
+          </w:p>
+        </w:tc>
+        <w:tc>
+          <w:tcPr>
+            <w:tcW w:type="dxa" w:w="1560"/>
+          </w:tcPr>
+          <w:p>
+            <w:pPr>
+              <w:jc w:val="center"/>
+            </w:pPr>
+            <w:r>
+              <w:rPr>
+                <w:rFonts w:ascii="Calibri" w:hAnsi="Calibri"/>
+                <w:b w:val="0"/>
+                <w:sz w:val="19"/>
+              </w:rPr>
+              <w:t>20 (42.6%)</w:t>
+            </w:r>
+          </w:p>
+        </w:tc>
+        <w:tc>
+          <w:tcPr>
+            <w:tcW w:type="dxa" w:w="1560"/>
+          </w:tcPr>
+          <w:p>
+            <w:pPr>
+              <w:jc w:val="center"/>
+            </w:pPr>
+            <w:r>
+              <w:rPr>
+                <w:rFonts w:ascii="Calibri" w:hAnsi="Calibri"/>
+                <w:b w:val="0"/>
+                <w:sz w:val="19"/>
+              </w:rPr>
+              <w:t>27 (45.0%)</w:t>
+            </w:r>
+          </w:p>
+        </w:tc>
+        <w:tc>
+          <w:tcPr>
+            <w:tcW w:type="dxa" w:w="1560"/>
+          </w:tcPr>
+          <w:p>
+            <w:pPr>
+              <w:jc w:val="center"/>
+            </w:pPr>
+            <w:r>
+              <w:rPr>
+                <w:rFonts w:ascii="Calibri" w:hAnsi="Calibri"/>
+                <w:b w:val="0"/>
+                <w:sz w:val="19"/>
+              </w:rPr>
+              <w:t>—</w:t>
+            </w:r>
+          </w:p>
+        </w:tc>
+        <w:tc>
+          <w:tcPr>
+            <w:tcW w:type="dxa" w:w="1560"/>
+          </w:tcPr>
+          <w:p>
+            <w:pPr>
+              <w:jc w:val="center"/>
+            </w:pPr>
+            <w:r>
+              <w:rPr>
+                <w:rFonts w:ascii="Calibri" w:hAnsi="Calibri"/>
+                <w:b w:val="0"/>
+                <w:sz w:val="19"/>
+              </w:rPr>
+              <w:t>—</w:t>
+            </w:r>
+          </w:p>
+        </w:tc>
+      </w:tr>
+      <w:tr>
+        <w:tc>
+          <w:tcPr>
+            <w:tcW w:type="dxa" w:w="1560"/>
+          </w:tcPr>
+          <w:p>
+            <w:pPr>
+              <w:jc w:val="left"/>
+            </w:pPr>
+            <w:r>
+              <w:rPr>
+                <w:rFonts w:ascii="Calibri" w:hAnsi="Calibri"/>
+                <w:b w:val="0"/>
+                <w:sz w:val="19"/>
+              </w:rPr>
+              <w:t xml:space="preserve">   - Tertiary education (16 yrs)</w:t>
+            </w:r>
+          </w:p>
+        </w:tc>
+        <w:tc>
+          <w:tcPr>
+            <w:tcW w:type="dxa" w:w="1560"/>
+          </w:tcPr>
+          <w:p>
+            <w:pPr>
+              <w:jc w:val="center"/>
+            </w:pPr>
+            <w:r>
+              <w:rPr>
+                <w:rFonts w:ascii="Calibri" w:hAnsi="Calibri"/>
+                <w:b w:val="0"/>
+                <w:sz w:val="19"/>
+              </w:rPr>
+              <w:t>1 (7.7%)</w:t>
+            </w:r>
+          </w:p>
+        </w:tc>
+        <w:tc>
+          <w:tcPr>
+            <w:tcW w:type="dxa" w:w="1560"/>
+          </w:tcPr>
+          <w:p>
+            <w:pPr>
+              <w:jc w:val="center"/>
+            </w:pPr>
+            <w:r>
+              <w:rPr>
+                <w:rFonts w:ascii="Calibri" w:hAnsi="Calibri"/>
+                <w:b w:val="0"/>
+                <w:sz w:val="19"/>
+              </w:rPr>
+              <w:t>14 (29.8%)</w:t>
+            </w:r>
+          </w:p>
+        </w:tc>
+        <w:tc>
+          <w:tcPr>
+            <w:tcW w:type="dxa" w:w="1560"/>
+          </w:tcPr>
+          <w:p>
+            <w:pPr>
+              <w:jc w:val="center"/>
+            </w:pPr>
+            <w:r>
+              <w:rPr>
+                <w:rFonts w:ascii="Calibri" w:hAnsi="Calibri"/>
+                <w:b w:val="0"/>
+                <w:sz w:val="19"/>
+              </w:rPr>
+              <w:t>15 (25.0%)</w:t>
+            </w:r>
+          </w:p>
+        </w:tc>
+        <w:tc>
+          <w:tcPr>
+            <w:tcW w:type="dxa" w:w="1560"/>
+          </w:tcPr>
+          <w:p>
+            <w:pPr>
+              <w:jc w:val="center"/>
+            </w:pPr>
+            <w:r>
+              <w:rPr>
+                <w:rFonts w:ascii="Calibri" w:hAnsi="Calibri"/>
+                <w:b w:val="0"/>
+                <w:sz w:val="19"/>
+              </w:rPr>
+              <w:t>—</w:t>
+            </w:r>
+          </w:p>
+        </w:tc>
+        <w:tc>
+          <w:tcPr>
+            <w:tcW w:type="dxa" w:w="1560"/>
+          </w:tcPr>
+          <w:p>
+            <w:pPr>
+              <w:jc w:val="center"/>
+            </w:pPr>
+            <w:r>
+              <w:rPr>
+                <w:rFonts w:ascii="Calibri" w:hAnsi="Calibri"/>
+                <w:b w:val="0"/>
+                <w:sz w:val="19"/>
+              </w:rPr>
+              <w:t>—</w:t>
+            </w:r>
+          </w:p>
+        </w:tc>
+      </w:tr>
+      <w:tr>
+        <w:tc>
+          <w:tcPr>
+            <w:tcW w:type="dxa" w:w="1560"/>
+            <w:shd w:fill="D9E1F2"/>
+          </w:tcPr>
+          <w:p>
+            <w:pPr>
+              <w:jc w:val="left"/>
+            </w:pPr>
+            <w:r>
+              <w:rPr>
+                <w:rFonts w:ascii="Calibri" w:hAnsi="Calibri"/>
+                <w:b/>
+                <w:sz w:val="19"/>
+              </w:rPr>
+              <w:t>B. Land Holding &amp; Farm Size</w:t>
+            </w:r>
+          </w:p>
+        </w:tc>
+        <w:tc>
+          <w:tcPr>
+            <w:tcW w:type="dxa" w:w="1560"/>
+            <w:shd w:fill="D9E1F2"/>
+          </w:tcPr>
+          <w:p>
+            <w:pPr>
+              <w:jc w:val="center"/>
+            </w:pPr>
+            <w:r>
+              <w:rPr>
+                <w:rFonts w:ascii="Calibri" w:hAnsi="Calibri"/>
+                <w:b/>
+                <w:sz w:val="19"/>
+              </w:rPr>
+            </w:r>
+          </w:p>
+        </w:tc>
+        <w:tc>
+          <w:tcPr>
+            <w:tcW w:type="dxa" w:w="1560"/>
+            <w:shd w:fill="D9E1F2"/>
+          </w:tcPr>
+          <w:p>
+            <w:pPr>
+              <w:jc w:val="center"/>
+            </w:pPr>
+            <w:r>
+              <w:rPr>
+                <w:rFonts w:ascii="Calibri" w:hAnsi="Calibri"/>
+                <w:b/>
+                <w:sz w:val="19"/>
+              </w:rPr>
+            </w:r>
+          </w:p>
+        </w:tc>
+        <w:tc>
+          <w:tcPr>
+            <w:tcW w:type="dxa" w:w="1560"/>
+            <w:shd w:fill="D9E1F2"/>
+          </w:tcPr>
+          <w:p>
+            <w:pPr>
+              <w:jc w:val="center"/>
+            </w:pPr>
+            <w:r>
+              <w:rPr>
+                <w:rFonts w:ascii="Calibri" w:hAnsi="Calibri"/>
+                <w:b/>
+                <w:sz w:val="19"/>
+              </w:rPr>
+            </w:r>
+          </w:p>
+        </w:tc>
+        <w:tc>
+          <w:tcPr>
+            <w:tcW w:type="dxa" w:w="1560"/>
+            <w:shd w:fill="D9E1F2"/>
+          </w:tcPr>
+          <w:p>
+            <w:pPr>
+              <w:jc w:val="center"/>
+            </w:pPr>
+            <w:r>
+              <w:rPr>
+                <w:rFonts w:ascii="Calibri" w:hAnsi="Calibri"/>
+                <w:b/>
+                <w:sz w:val="19"/>
+              </w:rPr>
+            </w:r>
+          </w:p>
+        </w:tc>
+        <w:tc>
+          <w:tcPr>
+            <w:tcW w:type="dxa" w:w="1560"/>
+            <w:shd w:fill="D9E1F2"/>
+          </w:tcPr>
+          <w:p>
+            <w:pPr>
+              <w:jc w:val="center"/>
+            </w:pPr>
+            <w:r>
+              <w:rPr>
+                <w:rFonts w:ascii="Calibri" w:hAnsi="Calibri"/>
+                <w:b/>
+                <w:sz w:val="19"/>
+              </w:rPr>
+            </w:r>
+          </w:p>
+        </w:tc>
+      </w:tr>
+      <w:tr>
+        <w:tc>
+          <w:tcPr>
+            <w:tcW w:type="dxa" w:w="1560"/>
+          </w:tcPr>
+          <w:p>
+            <w:pPr>
+              <w:jc w:val="left"/>
+            </w:pPr>
+            <w:r>
+              <w:rPr>
+                <w:rFonts w:ascii="Calibri" w:hAnsi="Calibri"/>
+                <w:b w:val="0"/>
+                <w:sz w:val="19"/>
+              </w:rPr>
+              <w:t>4. Total farm size (hectares)</w:t>
+            </w:r>
+          </w:p>
+        </w:tc>
+        <w:tc>
+          <w:tcPr>
+            <w:tcW w:type="dxa" w:w="1560"/>
+          </w:tcPr>
+          <w:p>
+            <w:pPr>
+              <w:jc w:val="center"/>
+            </w:pPr>
+            <w:r>
+              <w:rPr>
+                <w:rFonts w:ascii="Calibri" w:hAnsi="Calibri"/>
+                <w:b w:val="0"/>
                 <w:sz w:val="19"/>
               </w:rPr>
               <w:t>1.98 ± 0.48</w:t>
@@ -266,6 +1138,7 @@
             <w:r>
               <w:rPr>
                 <w:rFonts w:ascii="Calibri" w:hAnsi="Calibri"/>
+                <w:b w:val="0"/>
                 <w:sz w:val="19"/>
               </w:rPr>
               <w:t>2.56 ± 0.82</w:t>
@@ -283,6 +1156,7 @@
             <w:r>
               <w:rPr>
                 <w:rFonts w:ascii="Calibri" w:hAnsi="Calibri"/>
+                <w:b w:val="0"/>
                 <w:sz w:val="19"/>
               </w:rPr>
               <w:t>2.43 ± 0.79</w:t>
@@ -300,6 +1174,7 @@
             <w:r>
               <w:rPr>
                 <w:rFonts w:ascii="Calibri" w:hAnsi="Calibri"/>
+                <w:b w:val="0"/>
                 <w:sz w:val="19"/>
               </w:rPr>
               <w:t>Mann–Whitney U = 170.50</w:t>
@@ -317,6 +1192,7 @@
             <w:r>
               <w:rPr>
                 <w:rFonts w:ascii="Calibri" w:hAnsi="Calibri"/>
+                <w:b w:val="0"/>
                 <w:sz w:val="19"/>
               </w:rPr>
               <w:t>0.016*</w:t>
@@ -336,9 +1212,10 @@
             <w:r>
               <w:rPr>
                 <w:rFonts w:ascii="Calibri" w:hAnsi="Calibri"/>
+                <w:b w:val="0"/>
                 <w:sz w:val="19"/>
               </w:rPr>
-              <w:t>Area under yam cultivation (hectares)</w:t>
+              <w:t>5. Area under yam cultivation (hectares)</w:t>
             </w:r>
           </w:p>
         </w:tc>
@@ -353,6 +1230,7 @@
             <w:r>
               <w:rPr>
                 <w:rFonts w:ascii="Calibri" w:hAnsi="Calibri"/>
+                <w:b w:val="0"/>
                 <w:sz w:val="19"/>
               </w:rPr>
               <w:t>1.43 ± 0.37</w:t>
@@ -370,6 +1248,7 @@
             <w:r>
               <w:rPr>
                 <w:rFonts w:ascii="Calibri" w:hAnsi="Calibri"/>
+                <w:b w:val="0"/>
                 <w:sz w:val="19"/>
               </w:rPr>
               <w:t>1.73 ± 0.56</w:t>
@@ -387,6 +1266,7 @@
             <w:r>
               <w:rPr>
                 <w:rFonts w:ascii="Calibri" w:hAnsi="Calibri"/>
+                <w:b w:val="0"/>
                 <w:sz w:val="19"/>
               </w:rPr>
               <w:t>1.67 ± 0.53</w:t>
@@ -404,6 +1284,7 @@
             <w:r>
               <w:rPr>
                 <w:rFonts w:ascii="Calibri" w:hAnsi="Calibri"/>
+                <w:b w:val="0"/>
                 <w:sz w:val="19"/>
               </w:rPr>
               <w:t>Mann–Whitney U = 205.00</w:t>
@@ -421,9 +1302,121 @@
             <w:r>
               <w:rPr>
                 <w:rFonts w:ascii="Calibri" w:hAnsi="Calibri"/>
+                <w:b w:val="0"/>
                 <w:sz w:val="19"/>
               </w:rPr>
               <w:t>0.071</w:t>
+            </w:r>
+          </w:p>
+        </w:tc>
+      </w:tr>
+      <w:tr>
+        <w:tc>
+          <w:tcPr>
+            <w:tcW w:type="dxa" w:w="1560"/>
+            <w:shd w:fill="D9E1F2"/>
+          </w:tcPr>
+          <w:p>
+            <w:pPr>
+              <w:jc w:val="left"/>
+            </w:pPr>
+            <w:r>
+              <w:rPr>
+                <w:rFonts w:ascii="Calibri" w:hAnsi="Calibri"/>
+                <w:b/>
+                <w:sz w:val="19"/>
+              </w:rPr>
+              <w:t>C. Institutional Access, Technology &amp; Social Capital</w:t>
+            </w:r>
+          </w:p>
+        </w:tc>
+        <w:tc>
+          <w:tcPr>
+            <w:tcW w:type="dxa" w:w="1560"/>
+            <w:shd w:fill="D9E1F2"/>
+          </w:tcPr>
+          <w:p>
+            <w:pPr>
+              <w:jc w:val="center"/>
+            </w:pPr>
+            <w:r>
+              <w:rPr>
+                <w:rFonts w:ascii="Calibri" w:hAnsi="Calibri"/>
+                <w:b/>
+                <w:sz w:val="19"/>
+              </w:rPr>
+            </w:r>
+          </w:p>
+        </w:tc>
+        <w:tc>
+          <w:tcPr>
+            <w:tcW w:type="dxa" w:w="1560"/>
+            <w:shd w:fill="D9E1F2"/>
+          </w:tcPr>
+          <w:p>
+            <w:pPr>
+              <w:jc w:val="center"/>
+            </w:pPr>
+            <w:r>
+              <w:rPr>
+                <w:rFonts w:ascii="Calibri" w:hAnsi="Calibri"/>
+                <w:b/>
+                <w:sz w:val="19"/>
+              </w:rPr>
+            </w:r>
+          </w:p>
+        </w:tc>
+        <w:tc>
+          <w:tcPr>
+            <w:tcW w:type="dxa" w:w="1560"/>
+            <w:shd w:fill="D9E1F2"/>
+          </w:tcPr>
+          <w:p>
+            <w:pPr>
+              <w:jc w:val="center"/>
+            </w:pPr>
+            <w:r>
+              <w:rPr>
+                <w:rFonts w:ascii="Calibri" w:hAnsi="Calibri"/>
+                <w:b/>
+                <w:sz w:val="19"/>
+              </w:rPr>
+            </w:r>
+          </w:p>
+        </w:tc>
+        <w:tc>
+          <w:tcPr>
+            <w:tcW w:type="dxa" w:w="1560"/>
+            <w:shd w:fill="D9E1F2"/>
+          </w:tcPr>
+          <w:p>
+            <w:pPr>
+              <w:jc w:val="center"/>
+            </w:pPr>
+            <w:r>
+              <w:rPr>
+                <w:rFonts w:ascii="Calibri" w:hAnsi="Calibri"/>
+                <w:b/>
+                <w:sz w:val="19"/>
+              </w:rPr>
+            </w:r>
+          </w:p>
+        </w:tc>
+        <w:tc>
+          <w:tcPr>
+            <w:tcW w:type="dxa" w:w="1560"/>
+            <w:shd w:fill="D9E1F2"/>
+          </w:tcPr>
+          <w:p>
+            <w:pPr>
+              <w:jc w:val="center"/>
+            </w:pPr>
+            <w:r>
+              <w:rPr>
+                <w:rFonts w:ascii="Calibri" w:hAnsi="Calibri"/>
+                <w:b/>
+                <w:sz w:val="19"/>
+              </w:rPr>
             </w:r>
           </w:p>
         </w:tc>
@@ -440,9 +1433,10 @@
             <w:r>
               <w:rPr>
                 <w:rFonts w:ascii="Calibri" w:hAnsi="Calibri"/>
+                <w:b w:val="0"/>
                 <w:sz w:val="19"/>
               </w:rPr>
-              <w:t>Access to credit (Yes)</w:t>
+              <w:t>6. Access to credit (Yes = 1)</w:t>
             </w:r>
           </w:p>
         </w:tc>
@@ -457,6 +1451,7 @@
             <w:r>
               <w:rPr>
                 <w:rFonts w:ascii="Calibri" w:hAnsi="Calibri"/>
+                <w:b w:val="0"/>
                 <w:sz w:val="19"/>
               </w:rPr>
               <w:t>1 (7.7%)</w:t>
@@ -474,6 +1469,7 @@
             <w:r>
               <w:rPr>
                 <w:rFonts w:ascii="Calibri" w:hAnsi="Calibri"/>
+                <w:b w:val="0"/>
                 <w:sz w:val="19"/>
               </w:rPr>
               <w:t>29 (61.7%)</w:t>
@@ -491,6 +1487,7 @@
             <w:r>
               <w:rPr>
                 <w:rFonts w:ascii="Calibri" w:hAnsi="Calibri"/>
+                <w:b w:val="0"/>
                 <w:sz w:val="19"/>
               </w:rPr>
               <w:t>30 (50.0%)</w:t>
@@ -508,6 +1505,7 @@
             <w:r>
               <w:rPr>
                 <w:rFonts w:ascii="Calibri" w:hAnsi="Calibri"/>
+                <w:b w:val="0"/>
                 <w:sz w:val="19"/>
               </w:rPr>
               <w:t>Pearson χ² = 9.820</w:t>
@@ -525,6 +1523,7 @@
             <w:r>
               <w:rPr>
                 <w:rFonts w:ascii="Calibri" w:hAnsi="Calibri"/>
+                <w:b w:val="0"/>
                 <w:sz w:val="19"/>
               </w:rPr>
               <w:t>0.002*</w:t>
@@ -544,9 +1543,10 @@
             <w:r>
               <w:rPr>
                 <w:rFonts w:ascii="Calibri" w:hAnsi="Calibri"/>
+                <w:b w:val="0"/>
                 <w:sz w:val="19"/>
               </w:rPr>
-              <w:t>Extension contact in last 12 months (Yes)</w:t>
+              <w:t>7. Extension contact in last 12 months (Yes = 1)</w:t>
             </w:r>
           </w:p>
         </w:tc>
@@ -561,6 +1561,7 @@
             <w:r>
               <w:rPr>
                 <w:rFonts w:ascii="Calibri" w:hAnsi="Calibri"/>
+                <w:b w:val="0"/>
                 <w:sz w:val="19"/>
               </w:rPr>
               <w:t>0 (0.0%)</w:t>
@@ -578,6 +1579,7 @@
             <w:r>
               <w:rPr>
                 <w:rFonts w:ascii="Calibri" w:hAnsi="Calibri"/>
+                <w:b w:val="0"/>
                 <w:sz w:val="19"/>
               </w:rPr>
               <w:t>21 (44.7%)</w:t>
@@ -595,6 +1597,7 @@
             <w:r>
               <w:rPr>
                 <w:rFonts w:ascii="Calibri" w:hAnsi="Calibri"/>
+                <w:b w:val="0"/>
                 <w:sz w:val="19"/>
               </w:rPr>
               <w:t>21 (35.0%)</w:t>
@@ -612,6 +1615,7 @@
             <w:r>
               <w:rPr>
                 <w:rFonts w:ascii="Calibri" w:hAnsi="Calibri"/>
+                <w:b w:val="0"/>
                 <w:sz w:val="19"/>
               </w:rPr>
               <w:t>Fisher's exact test</w:t>
@@ -629,6 +1633,7 @@
             <w:r>
               <w:rPr>
                 <w:rFonts w:ascii="Calibri" w:hAnsi="Calibri"/>
+                <w:b w:val="0"/>
                 <w:sz w:val="19"/>
               </w:rPr>
               <w:t>0.002*</w:t>
@@ -648,9 +1653,10 @@
             <w:r>
               <w:rPr>
                 <w:rFonts w:ascii="Calibri" w:hAnsi="Calibri"/>
+                <w:b w:val="0"/>
                 <w:sz w:val="19"/>
               </w:rPr>
-              <w:t>Use of improved yam varieties (Yes)</w:t>
+              <w:t>8. Use of improved yam varieties (Yes = 1)</w:t>
             </w:r>
           </w:p>
         </w:tc>
@@ -665,6 +1671,7 @@
             <w:r>
               <w:rPr>
                 <w:rFonts w:ascii="Calibri" w:hAnsi="Calibri"/>
+                <w:b w:val="0"/>
                 <w:sz w:val="19"/>
               </w:rPr>
               <w:t>0 (0.0%)</w:t>
@@ -682,6 +1689,7 @@
             <w:r>
               <w:rPr>
                 <w:rFonts w:ascii="Calibri" w:hAnsi="Calibri"/>
+                <w:b w:val="0"/>
                 <w:sz w:val="19"/>
               </w:rPr>
               <w:t>2 (4.3%)</w:t>
@@ -699,6 +1707,7 @@
             <w:r>
               <w:rPr>
                 <w:rFonts w:ascii="Calibri" w:hAnsi="Calibri"/>
+                <w:b w:val="0"/>
                 <w:sz w:val="19"/>
               </w:rPr>
               <w:t>2 (3.3%)</w:t>
@@ -716,6 +1725,7 @@
             <w:r>
               <w:rPr>
                 <w:rFonts w:ascii="Calibri" w:hAnsi="Calibri"/>
+                <w:b w:val="0"/>
                 <w:sz w:val="19"/>
               </w:rPr>
               <w:t>Fisher's exact test</w:t>
@@ -733,6 +1743,7 @@
             <w:r>
               <w:rPr>
                 <w:rFonts w:ascii="Calibri" w:hAnsi="Calibri"/>
+                <w:b w:val="0"/>
                 <w:sz w:val="19"/>
               </w:rPr>
               <w:t>1.000</w:t>
@@ -752,9 +1763,10 @@
             <w:r>
               <w:rPr>
                 <w:rFonts w:ascii="Calibri" w:hAnsi="Calibri"/>
+                <w:b w:val="0"/>
                 <w:sz w:val="19"/>
               </w:rPr>
-              <w:t>Application of fertilizer/manure (Yes)</w:t>
+              <w:t>9. Application of fertilizer/manure (Yes = 1)</w:t>
             </w:r>
           </w:p>
         </w:tc>
@@ -769,6 +1781,7 @@
             <w:r>
               <w:rPr>
                 <w:rFonts w:ascii="Calibri" w:hAnsi="Calibri"/>
+                <w:b w:val="0"/>
                 <w:sz w:val="19"/>
               </w:rPr>
               <w:t>9 (69.2%)</w:t>
@@ -786,6 +1799,7 @@
             <w:r>
               <w:rPr>
                 <w:rFonts w:ascii="Calibri" w:hAnsi="Calibri"/>
+                <w:b w:val="0"/>
                 <w:sz w:val="19"/>
               </w:rPr>
               <w:t>39 (83.0%)</w:t>
@@ -803,6 +1817,7 @@
             <w:r>
               <w:rPr>
                 <w:rFonts w:ascii="Calibri" w:hAnsi="Calibri"/>
+                <w:b w:val="0"/>
                 <w:sz w:val="19"/>
               </w:rPr>
               <w:t>48 (80.0%)</w:t>
@@ -820,6 +1835,117 @@
             <w:r>
               <w:rPr>
                 <w:rFonts w:ascii="Calibri" w:hAnsi="Calibri"/>
+                <w:b w:val="0"/>
+                <w:sz w:val="19"/>
+              </w:rPr>
+              <w:t>Pearson χ² = 0.497</w:t>
+            </w:r>
+          </w:p>
+        </w:tc>
+        <w:tc>
+          <w:tcPr>
+            <w:tcW w:type="dxa" w:w="1560"/>
+          </w:tcPr>
+          <w:p>
+            <w:pPr>
+              <w:jc w:val="center"/>
+            </w:pPr>
+            <w:r>
+              <w:rPr>
+                <w:rFonts w:ascii="Calibri" w:hAnsi="Calibri"/>
+                <w:b w:val="0"/>
+                <w:sz w:val="19"/>
+              </w:rPr>
+              <w:t>0.481</w:t>
+            </w:r>
+          </w:p>
+        </w:tc>
+      </w:tr>
+      <w:tr>
+        <w:tc>
+          <w:tcPr>
+            <w:tcW w:type="dxa" w:w="1560"/>
+          </w:tcPr>
+          <w:p>
+            <w:pPr>
+              <w:jc w:val="left"/>
+            </w:pPr>
+            <w:r>
+              <w:rPr>
+                <w:rFonts w:ascii="Calibri" w:hAnsi="Calibri"/>
+                <w:b w:val="0"/>
+                <w:sz w:val="19"/>
+              </w:rPr>
+              <w:t>10. Use of modern farm tools/technology (Yes = 1)</w:t>
+            </w:r>
+          </w:p>
+        </w:tc>
+        <w:tc>
+          <w:tcPr>
+            <w:tcW w:type="dxa" w:w="1560"/>
+          </w:tcPr>
+          <w:p>
+            <w:pPr>
+              <w:jc w:val="center"/>
+            </w:pPr>
+            <w:r>
+              <w:rPr>
+                <w:rFonts w:ascii="Calibri" w:hAnsi="Calibri"/>
+                <w:b w:val="0"/>
+                <w:sz w:val="19"/>
+              </w:rPr>
+              <w:t>0 (0.0%)</w:t>
+            </w:r>
+          </w:p>
+        </w:tc>
+        <w:tc>
+          <w:tcPr>
+            <w:tcW w:type="dxa" w:w="1560"/>
+          </w:tcPr>
+          <w:p>
+            <w:pPr>
+              <w:jc w:val="center"/>
+            </w:pPr>
+            <w:r>
+              <w:rPr>
+                <w:rFonts w:ascii="Calibri" w:hAnsi="Calibri"/>
+                <w:b w:val="0"/>
+                <w:sz w:val="19"/>
+              </w:rPr>
+              <w:t>6 (12.8%)</w:t>
+            </w:r>
+          </w:p>
+        </w:tc>
+        <w:tc>
+          <w:tcPr>
+            <w:tcW w:type="dxa" w:w="1560"/>
+          </w:tcPr>
+          <w:p>
+            <w:pPr>
+              <w:jc w:val="center"/>
+            </w:pPr>
+            <w:r>
+              <w:rPr>
+                <w:rFonts w:ascii="Calibri" w:hAnsi="Calibri"/>
+                <w:b w:val="0"/>
+                <w:sz w:val="19"/>
+              </w:rPr>
+              <w:t>6 (10.0%)</w:t>
+            </w:r>
+          </w:p>
+        </w:tc>
+        <w:tc>
+          <w:tcPr>
+            <w:tcW w:type="dxa" w:w="1560"/>
+          </w:tcPr>
+          <w:p>
+            <w:pPr>
+              <w:jc w:val="center"/>
+            </w:pPr>
+            <w:r>
+              <w:rPr>
+                <w:rFonts w:ascii="Calibri" w:hAnsi="Calibri"/>
+                <w:b w:val="0"/>
                 <w:sz w:val="19"/>
               </w:rPr>
               <w:t>Fisher's exact test</w:t>
@@ -837,110 +1963,7 @@
             <w:r>
               <w:rPr>
                 <w:rFonts w:ascii="Calibri" w:hAnsi="Calibri"/>
-                <w:sz w:val="19"/>
-              </w:rPr>
-              <w:t>0.271</w:t>
-            </w:r>
-          </w:p>
-        </w:tc>
-      </w:tr>
-      <w:tr>
-        <w:tc>
-          <w:tcPr>
-            <w:tcW w:type="dxa" w:w="1560"/>
-          </w:tcPr>
-          <w:p>
-            <w:pPr>
-              <w:jc w:val="left"/>
-            </w:pPr>
-            <w:r>
-              <w:rPr>
-                <w:rFonts w:ascii="Calibri" w:hAnsi="Calibri"/>
-                <w:sz w:val="19"/>
-              </w:rPr>
-              <w:t>Use of modern farm tools/technology (Yes)</w:t>
-            </w:r>
-          </w:p>
-        </w:tc>
-        <w:tc>
-          <w:tcPr>
-            <w:tcW w:type="dxa" w:w="1560"/>
-          </w:tcPr>
-          <w:p>
-            <w:pPr>
-              <w:jc w:val="center"/>
-            </w:pPr>
-            <w:r>
-              <w:rPr>
-                <w:rFonts w:ascii="Calibri" w:hAnsi="Calibri"/>
-                <w:sz w:val="19"/>
-              </w:rPr>
-              <w:t>0 (0.0%)</w:t>
-            </w:r>
-          </w:p>
-        </w:tc>
-        <w:tc>
-          <w:tcPr>
-            <w:tcW w:type="dxa" w:w="1560"/>
-          </w:tcPr>
-          <w:p>
-            <w:pPr>
-              <w:jc w:val="center"/>
-            </w:pPr>
-            <w:r>
-              <w:rPr>
-                <w:rFonts w:ascii="Calibri" w:hAnsi="Calibri"/>
-                <w:sz w:val="19"/>
-              </w:rPr>
-              <w:t>6 (12.8%)</w:t>
-            </w:r>
-          </w:p>
-        </w:tc>
-        <w:tc>
-          <w:tcPr>
-            <w:tcW w:type="dxa" w:w="1560"/>
-          </w:tcPr>
-          <w:p>
-            <w:pPr>
-              <w:jc w:val="center"/>
-            </w:pPr>
-            <w:r>
-              <w:rPr>
-                <w:rFonts w:ascii="Calibri" w:hAnsi="Calibri"/>
-                <w:sz w:val="19"/>
-              </w:rPr>
-              <w:t>6 (10.0%)</w:t>
-            </w:r>
-          </w:p>
-        </w:tc>
-        <w:tc>
-          <w:tcPr>
-            <w:tcW w:type="dxa" w:w="1560"/>
-          </w:tcPr>
-          <w:p>
-            <w:pPr>
-              <w:jc w:val="center"/>
-            </w:pPr>
-            <w:r>
-              <w:rPr>
-                <w:rFonts w:ascii="Calibri" w:hAnsi="Calibri"/>
-                <w:sz w:val="19"/>
-              </w:rPr>
-              <w:t>Fisher's exact test</w:t>
-            </w:r>
-          </w:p>
-        </w:tc>
-        <w:tc>
-          <w:tcPr>
-            <w:tcW w:type="dxa" w:w="1560"/>
-          </w:tcPr>
-          <w:p>
-            <w:pPr>
-              <w:jc w:val="center"/>
-            </w:pPr>
-            <w:r>
-              <w:rPr>
-                <w:rFonts w:ascii="Calibri" w:hAnsi="Calibri"/>
+                <w:b w:val="0"/>
                 <w:sz w:val="19"/>
               </w:rPr>
               <w:t>0.324</w:t>
@@ -960,9 +1983,10 @@
             <w:r>
               <w:rPr>
                 <w:rFonts w:ascii="Calibri" w:hAnsi="Calibri"/>
+                <w:b w:val="0"/>
                 <w:sz w:val="19"/>
               </w:rPr>
-              <w:t>Cooperative membership (Yes)</w:t>
+              <w:t>11. Membership in cooperative society (Yes = 1)</w:t>
             </w:r>
           </w:p>
         </w:tc>
@@ -977,6 +2001,7 @@
             <w:r>
               <w:rPr>
                 <w:rFonts w:ascii="Calibri" w:hAnsi="Calibri"/>
+                <w:b w:val="0"/>
                 <w:sz w:val="19"/>
               </w:rPr>
               <w:t>10 (76.9%)</w:t>
@@ -994,6 +2019,7 @@
             <w:r>
               <w:rPr>
                 <w:rFonts w:ascii="Calibri" w:hAnsi="Calibri"/>
+                <w:b w:val="0"/>
                 <w:sz w:val="19"/>
               </w:rPr>
               <w:t>39 (83.0%)</w:t>
@@ -1011,6 +2037,7 @@
             <w:r>
               <w:rPr>
                 <w:rFonts w:ascii="Calibri" w:hAnsi="Calibri"/>
+                <w:b w:val="0"/>
                 <w:sz w:val="19"/>
               </w:rPr>
               <w:t>49 (81.7%)</w:t>
@@ -1028,9 +2055,10 @@
             <w:r>
               <w:rPr>
                 <w:rFonts w:ascii="Calibri" w:hAnsi="Calibri"/>
+                <w:b w:val="0"/>
                 <w:sz w:val="19"/>
               </w:rPr>
-              <w:t>Fisher's exact test</w:t>
+              <w:t>Pearson χ² = 0.009</w:t>
             </w:r>
           </w:p>
         </w:tc>
@@ -1045,9 +2073,10 @@
             <w:r>
               <w:rPr>
                 <w:rFonts w:ascii="Calibri" w:hAnsi="Calibri"/>
+                <w:b w:val="0"/>
                 <w:sz w:val="19"/>
               </w:rPr>
-              <w:t>0.690</w:t>
+              <w:t>0.925</w:t>
             </w:r>
           </w:p>
         </w:tc>
@@ -1068,6 +2097,8 @@
           <w:i/>
           <w:sz w:val="19"/>
         </w:rPr>
+        <w:t>Table 4.9: Socio-Demographic and Agricultural Factors Associated with Poverty Status of Yam Farmers in Akpabuyo LGA (N = 60)</w:t>
+        <w:br/>
         <w:t>Source: Field Survey Data Analysis, 2026. * Statistically significant at p &lt; 0.05. Primary non-parametric test for continuous variables: Mann–Whitney U test. Categorical variables evaluated via Pearson χ² (if expected cell counts ≥ 5) or Fisher's exact test (if expected cell counts &lt; 5).</w:t>
       </w:r>
     </w:p>
@@ -1084,7 +2115,7 @@
         <w:t xml:space="preserve">Bivariate Findings: </w:t>
       </w:r>
       <w:r>
-        <w:t>The bivariate results revealed statistically significant differences between poor and non-poor households across land holding and key institutional services:</w:t>
+        <w:t>The bivariate results in Table 4.9 demonstrate distinct empirical relationships across the evaluated factors:</w:t>
       </w:r>
     </w:p>
     <w:p>
@@ -1097,10 +2128,10 @@
           <w:b/>
           <w:color w:val="1F4E78"/>
         </w:rPr>
-        <w:t xml:space="preserve">1. Total Farm Size: </w:t>
+        <w:t xml:space="preserve">1. Age of Farmer: </w:t>
       </w:r>
       <w:r>
-        <w:t>Poor yam farmers operated significantly smaller total farm sizes (mean = 1.98 ± 0.48 ha; median = 1.90 ha) compared to non-poor farmers (mean = 2.56 ± 0.82 ha; median = 2.20 ha). The non-parametric Mann–Whitney U test confirmed that this difference was statistically significant (Mann–Whitney U = 170.50, p = 0.016). Non-poor households possessed greater productive land capital.</w:t>
+        <w:t>Poor farmers had significantly higher ages (mean = 51.31 ± 8.99 years; median = 53.00 years) than non-poor farmers (mean = 44.57 ± 8.04 years; median = 45.00 years). Age was approximately normally distributed within the poverty groups based on the Shapiro–Wilk assessment; however, the Mann–Whitney U test was retained as the primary comparison to provide a conservative non-parametric assessment (Mann–Whitney U = 432.00, p = 0.024; Welch t = 2.443, p = 0.025). Older farmers may experience declining physical stamina for intensive yam cultivation and lower inclination toward adopting modern agronomic practices.</w:t>
       </w:r>
     </w:p>
     <w:p>
@@ -1113,10 +2144,10 @@
           <w:b/>
           <w:color w:val="1F4E78"/>
         </w:rPr>
-        <w:t xml:space="preserve">2. Area Under Yam Cultivation: </w:t>
+        <w:t xml:space="preserve">2. Household Size and Methodological Consideration: </w:t>
       </w:r>
       <w:r>
-        <w:t>Poor households cultivated an average of 1.43 ± 0.37 hectares of yam (median = 1.20 ha), whereas non-poor households cultivated 1.73 ± 0.56 hectares (median = 1.60 ha). Although non-poor farmers devoted more land area to yam production, the difference was not statistically significant at the 5% level (Mann–Whitney U = 205.00, p = 0.072).</w:t>
+        <w:t>Poor households had significantly larger household sizes (mean = 8.31 ± 1.70 persons; median = 9.00 persons, range = 6 to 10) than non-poor households (mean = 5.66 ± 1.43 persons; median = 5.00 persons, range = 3 to 9). The Mann–Whitney U test demonstrated a highly significant difference in distributions (Mann–Whitney U = 536.00, p &lt; 0.001; Welch t = 5.129, p &lt; 0.001). However, household size requires cautious interpretation because household size is the denominator used in calculating per-capita household expenditure, which subsequently determines poverty classification. Consequently, the observed association between household size and poverty status may partly reflect the mathematical construction of the welfare measure rather than an independent socioeconomic effect.</w:t>
       </w:r>
     </w:p>
     <w:p>
@@ -1129,10 +2160,10 @@
           <w:b/>
           <w:color w:val="1F4E78"/>
         </w:rPr>
-        <w:t xml:space="preserve">3. Access to Credit: </w:t>
+        <w:t xml:space="preserve">3. Educational Attainment: </w:t>
       </w:r>
       <w:r>
-        <w:t>Access to credit exhibited a highly significant positive association with household non-poverty status. Among non-poor households, 61.7% (n = 29) had access to credit during the last farming season, compared to only 7.7% (n = 1) among poor households. Pearson chi-square testing demonstrated a highly significant association (Pearson χ² = 9.820, df = 1, p = 0.002). Access to financial liquidity strongly distinguished non-poor from poor farming households.</w:t>
+        <w:t>Educational attainment was concentrated across secondary (45.0%, n = 27) and primary (30.0%, n = 18) levels, with 25.0% (n = 15) attaining tertiary education. While tertiary education was more prevalent among non-poor farmers (29.8%, n = 14) than poor farmers (7.7%, n = 1), the overall cross-tabulation across educational tiers did not achieve statistical significance at the 5% level (Pearson χ² = 2.673, df = 2, p = 0.263).</w:t>
       </w:r>
     </w:p>
     <w:p>
@@ -1145,10 +2176,10 @@
           <w:b/>
           <w:color w:val="1F4E78"/>
         </w:rPr>
-        <w:t xml:space="preserve">4. Agricultural Extension Contact: </w:t>
+        <w:t xml:space="preserve">4. Land Holding and Farm Size: </w:t>
       </w:r>
       <w:r>
-        <w:t>Agricultural extension contact was reported by 44.7% (n = 21) of non-poor farmers, whereas exactly 0.0% (n = 0) of poor farmers had contact with an extension agent in the preceding 12 months. Fisher's exact test indicated a statistically significant association (p = 0.002). Extension services were completely absent among poor households in the sample.</w:t>
+        <w:t>Poor yam farmers operated significantly smaller total farm sizes (mean = 1.98 ± 0.48 ha; median = 1.90 ha) compared to non-poor farmers (mean = 2.56 ± 0.82 ha; median = 2.20 ha; Mann–Whitney U = 170.50, p = 0.016). Area under yam cultivation was also smaller among poor households (mean = 1.43 ± 0.37 ha) than non-poor households (mean = 1.73 ± 0.56 ha), though this specific subset difference did not reach statistical significance at α = 0.05 (Mann–Whitney U = 205.00, p = 0.072).</w:t>
       </w:r>
     </w:p>
     <w:p>
@@ -1161,34 +2192,10 @@
           <w:b/>
           <w:color w:val="1F4E78"/>
         </w:rPr>
-        <w:t xml:space="preserve">5. Technology, Fertilizer, and Cooperative Indicators: </w:t>
+        <w:t xml:space="preserve">5. Access to Credit: </w:t>
       </w:r>
       <w:r>
-        <w:t>Differences between poor and non-poor households for the remaining four agricultural practice indicators were not statistically significant at α = 0.05. Application of fertilizer/manure was high in both non-poor (83.0%) and poor (69.2%) groups (Pearson χ² = 0.497, p = 0.481). Cooperative membership was similarly high among non-poor (83.0%) and poor (76.9%) farmers (Pearson χ² = 0.009, p = 0.925). Adoption of modern farm tools was confined to 12.8% of non-poor farmers versus 0.0% of poor farmers (Fisher's exact test p = 0.324). Improved yam varieties were used by only 4.3% of non-poor farmers versus 0.0% of poor farmers (Fisher's exact test p = 1.000).</w:t>
-      </w:r>
-    </w:p>
-    <w:p>
-      <w:pPr>
-        <w:keepNext/>
-        <w:spacing w:before="200" w:after="80"/>
-      </w:pPr>
-      <w:r>
-        <w:rPr>
-          <w:rFonts w:ascii="Calibri" w:hAnsi="Calibri"/>
-          <w:b/>
-          <w:color w:val="1F4E78"/>
-          <w:sz w:val="26"/>
-        </w:rPr>
-        <w:t>4.4.3 Multivariable Binary Logistic Regression Analysis</w:t>
-      </w:r>
-    </w:p>
-    <w:p>
-      <w:pPr>
-        <w:spacing w:after="120" w:line="276" w:lineRule="auto"/>
-        <w:jc w:val="left"/>
-      </w:pPr>
-      <w:r>
-        <w:t>To examine the joint association of explanatory factors with household poverty status while controlling for potential confounding, binary logistic regression was evaluated. In binary logistic regression, the outcome variable is coded as 1 for poor households and 0 for non-poor households.</w:t>
+        <w:t>Access to agricultural credit was one of the strongest institutional factors distinguishing poor from non-poor households. Exactly 61.7% (n = 29) of non-poor farmers obtained credit during the preceding farming season, compared to only 7.7% (n = 1) of poor farmers (Pearson χ² = 9.820, df = 1, p = 0.002; Fisher's exact test p = 0.001). Access to financial liquidity strongly distinguished non-poor from poor farming households.</w:t>
       </w:r>
     </w:p>
     <w:p>
@@ -1201,10 +2208,66 @@
           <w:b/>
           <w:color w:val="1F4E78"/>
         </w:rPr>
-        <w:t xml:space="preserve">Diagnostic Screening &amp; Model Specification: </w:t>
+        <w:t xml:space="preserve">6. Agricultural Extension Contact: </w:t>
       </w:r>
       <w:r>
-        <w:t>Prior to model estimation, comprehensive diagnostic checks were conducted to screen candidate predictors:</w:t>
+        <w:t>None of the poor respondents reported contact with an agricultural extension agent during the preceding 12 months (0.0%, n = 0), compared with 44.7% (n = 21) of non-poor respondents. This difference was statistically significant (Fisher's exact test p = 0.002).</w:t>
+      </w:r>
+    </w:p>
+    <w:p>
+      <w:pPr>
+        <w:spacing w:after="120" w:line="276" w:lineRule="auto"/>
+        <w:jc w:val="left"/>
+      </w:pPr>
+      <w:r>
+        <w:rPr>
+          <w:b/>
+          <w:color w:val="1F4E78"/>
+        </w:rPr>
+        <w:t xml:space="preserve">7. Technology Adoption and Cooperative Membership: </w:t>
+      </w:r>
+      <w:r>
+        <w:t>Differences between poor and non-poor households for the remaining technology adoption and social capital indicators were not statistically significant at α = 0.05. Application of fertilizer or manure was high in both non-poor (83.0%) and poor (69.2%) groups (Pearson χ² = 0.497, p = 0.481). Cooperative membership was similarly high among non-poor (83.0%) and poor (76.9%) farmers (Pearson χ² = 0.009, p = 0.925), indicating that general cooperative membership alone without targeted credit access does not differentiate poverty status. Adoption of modern farm tools was reported by 12.8% of non-poor farmers versus 0.0% of poor farmers (Fisher's exact test p = 0.324), and improved yam varieties were used by only 4.3% of non-poor farmers versus 0.0% of poor farmers (Fisher's exact test p = 1.000).</w:t>
+      </w:r>
+    </w:p>
+    <w:p>
+      <w:pPr>
+        <w:keepNext/>
+        <w:spacing w:before="220" w:after="80"/>
+      </w:pPr>
+      <w:r>
+        <w:rPr>
+          <w:rFonts w:ascii="Calibri" w:hAnsi="Calibri"/>
+          <w:b/>
+          <w:color w:val="1F4E78"/>
+          <w:sz w:val="26"/>
+        </w:rPr>
+        <w:t>4.4.3 Parsimonious Multivariable Analysis of Poverty Status</w:t>
+      </w:r>
+    </w:p>
+    <w:p>
+      <w:pPr>
+        <w:spacing w:after="120" w:line="276" w:lineRule="auto"/>
+        <w:jc w:val="left"/>
+      </w:pPr>
+      <w:r>
+        <w:t>Because the number of poor households was limited to 13, a fully specified multivariable model containing all Objective II factors was not considered statistically reliable. A parsimonious logistic regression model was therefore retained as a complementary multivariable analysis rather than as a direct one-to-one representation of all factors specified in Objective II.</w:t>
+      </w:r>
+    </w:p>
+    <w:p>
+      <w:pPr>
+        <w:spacing w:after="120" w:line="276" w:lineRule="auto"/>
+        <w:jc w:val="left"/>
+      </w:pPr>
+      <w:r>
+        <w:rPr>
+          <w:b/>
+          <w:color w:val="1F4E78"/>
+        </w:rPr>
+        <w:t xml:space="preserve">Methodological Screening &amp; Model Specification: </w:t>
+      </w:r>
+      <w:r>
+        <w:t>Prior to model estimation, candidate predictors were evaluated under several methodological considerations:</w:t>
       </w:r>
     </w:p>
     <w:p>
@@ -1220,7 +2283,7 @@
         <w:t xml:space="preserve">1. Multicollinearity Assessment: </w:t>
       </w:r>
       <w:r>
-        <w:t>Correlation analysis between total farm size and area under yam cultivation revealed an extremely strong linear correlation (r = 0.9642, p &lt; 0.001) and severe variance inflation factors (VIF = 16.00 for total farm size and VIF = 15.85 for yam area). Because yam cultivation represents a direct subset of total farm size, incorporating both continuous land metrics simultaneously generates severe multicollinearity. Total farm size was selected for the multivariable model as it represents total land asset holding and exhibited a stronger bivariate association with poverty status.</w:t>
+        <w:t>Correlation analysis between total farm size and area under yam cultivation revealed an extremely strong linear correlation (r = 0.9642, p &lt; 0.001) and severe variance inflation factors (VIF = 16.00 for total farm size and VIF = 15.85 for yam area). Because yam cultivation represents a direct subset of total farm size, incorporating both continuous land metrics simultaneously generates severe multicollinearity. Total farm size was selected for the multivariable model as it represents total productive land holding and exhibited a stronger bivariate association with poverty status.</w:t>
       </w:r>
     </w:p>
     <w:p>
@@ -1236,7 +2299,7 @@
         <w:t xml:space="preserve">2. Zero-Cell Separation &amp; Category Sparsity: </w:t>
       </w:r>
       <w:r>
-        <w:t>In the sample of 60 farmers, zero poor households had extension contact (0/13 = 0.0%), zero used modern tools (0/13 = 0.0%), and zero used improved varieties (0/13 = 0.0%). In standard Maximum Likelihood Estimation (MLE) logistic regression, zero cell frequencies create quasi-complete separation, causing the likelihood function to fail to converge and driving standard errors to infinitely large values. Furthermore, adoption of improved varieties (n = 2, 3.3%) and modern tools (n = 6, 10.0%) suffered from extreme category sparsity.</w:t>
+        <w:t>Zero poor households reported extension contact (0/13 = 0.0%), zero used modern tools (0/13 = 0.0%), and zero used improved varieties (0/13 = 0.0%). In standard Maximum Likelihood Estimation (MLE) logistic regression, zero cell frequencies create quasi-complete separation, causing parameter estimates to diverge toward infinity and preventing algorithm convergence. Furthermore, adoption of improved varieties (n = 2, 3.3%) and modern tools (n = 6, 10.0%) suffered from extreme category sparsity.</w:t>
       </w:r>
     </w:p>
     <w:p>
@@ -1249,9 +2312,11 @@
           <w:b/>
           <w:color w:val="1F4E78"/>
         </w:rPr>
-        <w:t>3. Model Parsimony Rule: Given the 13 poverty events in the sample, a parsimonious two-predictor model incorporating Total Farm Size (hectares) and Access to Credit (1 = Yes, 0 = No) was specified to limit model complexity. Given the 13 poverty events in the sample, a two-predictor model was specified to maintain parsimony and statistical stability; adding further predictors would be unreliable with this number of outcome events. This specification also avoids multicollinearity and resolves the separation constraints noted above.</w:t>
+        <w:t xml:space="preserve">3. Mechanical Dependence of Household Size: </w:t>
       </w:r>
-      <w:r/>
+      <w:r>
+        <w:t>As established in Section 4.4.2, household size is the direct denominator in the calculation of per-capita household expenditure. Including household size as a direct explanatory regressor in multivariable regression introduces a mechanical dependence with the dependent variable, which can distort the estimated structural associations of productive assets and credit access.</w:t>
+      </w:r>
     </w:p>
     <w:p>
       <w:pPr>
@@ -1259,7 +2324,23 @@
         <w:jc w:val="left"/>
       </w:pPr>
       <w:r>
-        <w:t>Table 4.10 presents the final binary logistic regression estimates, including regression coefficients (β), standard errors (SE), odds ratios (OR), 95% confidence intervals, and p-values.</w:t>
+        <w:rPr>
+          <w:b/>
+          <w:color w:val="1F4E78"/>
+        </w:rPr>
+        <w:t xml:space="preserve">4. Parsimonious Model Specification: </w:t>
+      </w:r>
+      <w:r>
+        <w:t>Given the 13 poverty events in the sample, a parsimonious two-predictor model incorporating Total Farm Size (hectares) and Access to Credit (1 = Yes, 0 = No) was retained to limit model complexity and reduce the risk of unstable estimates.</w:t>
+      </w:r>
+    </w:p>
+    <w:p>
+      <w:pPr>
+        <w:spacing w:after="120" w:line="276" w:lineRule="auto"/>
+        <w:jc w:val="left"/>
+      </w:pPr>
+      <w:r>
+        <w:t>Table 4.10 presents the binary logistic regression estimates, including regression coefficients (β), standard errors (SE), odds ratios (OR), 95% confidence intervals, and p-values.</w:t>
       </w:r>
     </w:p>
     <w:tbl>
@@ -1727,13 +2808,15 @@
           <w:i/>
           <w:sz w:val="19"/>
         </w:rPr>
+        <w:t>Table 4.10: Binary Logistic Regression Analysis of Factors Associated with Poverty Status in Akpabuyo LGA (N = 60)</w:t>
+        <w:br/>
         <w:t>Source: Field Survey Data Analysis, 2026. * Statistically significant at p &lt; 0.05. Model Likelihood Ratio χ² = 13.861 (df = 2, p = 0.001). McFadden R² = 0.221; Cox &amp; Snell R² = 0.206; Nagelkerke R² = 0.318. Dependent Variable: Poverty Status (Poor = 1, Non-poor = 0). Reference category for credit access is No (0).</w:t>
       </w:r>
     </w:p>
     <w:p>
       <w:pPr>
         <w:keepNext/>
-        <w:spacing w:before="200" w:after="80"/>
+        <w:spacing w:before="220" w:after="80"/>
       </w:pPr>
       <w:r>
         <w:rPr>
@@ -1751,7 +2834,7 @@
         <w:jc w:val="left"/>
       </w:pPr>
       <w:r>
-        <w:t>The overall binary logistic regression model demonstrated statistically significant fit over the intercept-only model (Likelihood Ratio χ² = 13.861, df = 2, p = 0.001). The model accounted for a substantial proportion of variance in poverty status, yielding a McFadden Pseudo R² of 0.221, a Cox &amp; Snell Pseudo R² of 0.206, and a Nagelkerke Pseudo R² of 0.318.</w:t>
+        <w:t>The overall binary logistic regression model demonstrated statistically significant fit over the intercept-only model (Likelihood Ratio χ² = 13.861, df = 2, p = 0.001). The model yielded a McFadden Pseudo R² of 0.221, a Cox &amp; Snell Pseudo R² of 0.206, and a Nagelkerke Pseudo R² of 0.318.</w:t>
       </w:r>
     </w:p>
     <w:p>
@@ -1760,7 +2843,7 @@
         <w:jc w:val="left"/>
       </w:pPr>
       <w:r>
-        <w:t>Regarding classification performance, at an optimal decision cutoff of 0.25 (reflecting the sample poverty rate of 21.67%), the model achieved a balanced accuracy of 70.1% (sensitivity = 61.5%, specificity = 78.7%, overall accuracy = 75.0%), demonstrating meaningful discrimination between poor and non-poor households. At the standard 0.50 probability cutoff, overall accuracy was 78.33%; however, this figure is not informative as a measure of model performance because 47 of the 60 households (78.33%) are non-poor. For comparison, assigning every observation to the majority non-poor category would yield 78.33% accuracy but zero sensitivity.</w:t>
+        <w:t>Regarding classification performance, at an optimal decision cutoff of 0.25 (reflecting the sample poverty rate of 21.67%), the model achieved a balanced accuracy of 70.1% (sensitivity = 61.5%, specificity = 78.7%, overall accuracy = 75.0%), demonstrating meaningful classification performance beyond the baseline distribution.</w:t>
       </w:r>
     </w:p>
     <w:p>
@@ -1776,7 +2859,7 @@
         <w:t xml:space="preserve">Access to Credit: </w:t>
       </w:r>
       <w:r>
-        <w:t>Access to credit was significantly associated with lower odds of being classified as poor (β = -2.598, SE = 1.245, p = 0.037). The estimated odds ratio was OR = 0.074 (95% CI: 0.007 to 0.854). Holding total farm size constant, yam farmers who had access to credit had 92.6% lower odds of being poor compared to farmers without credit access (or equivalently, were significantly more likely to be non-poor). To verify small-sample stability, a Firth penalized logistic regression sensitivity analysis produced a similar direction of association for access to credit (OR = 0.110, 95% CI: 0.014 to 0.891, p = 0.039), providing a sensitivity check on the small-sample logistic regression estimate.</w:t>
+        <w:t>Access to credit was significantly associated with lower odds of being classified as poor (β = -2.598, SE = 1.245, p = 0.037). The estimated odds ratio was OR = 0.074 (95% CI: 0.007 to 0.854). Holding total farm size constant, yam farmers who had access to credit had 92.6% lower odds of being poor compared to farmers without credit access (or equivalently, were significantly more likely to be non-poor). To verify small-sample stability, a Firth penalized logistic regression sensitivity analysis produced a consistent protective association for access to credit (OR = 0.110, 95% CI: 0.014 to 0.891, p = 0.039), confirming the robustness of the credit association under small-sample penalization.</w:t>
       </w:r>
     </w:p>
     <w:p>
@@ -1798,7 +2881,7 @@
     <w:p>
       <w:pPr>
         <w:keepNext/>
-        <w:spacing w:before="200" w:after="80"/>
+        <w:spacing w:before="220" w:after="80"/>
       </w:pPr>
       <w:r>
         <w:rPr>
@@ -1870,12 +2953,14 @@
           <w:sz w:val="20"/>
         </w:rPr>
         <w:t>Figure 4.4: Odds Ratios of Factors Associated with Poverty Status among Yam Farmers (Log Scale, 95% CIs)</w:t>
+        <w:br/>
+        <w:t>Source: Field Survey Data Analysis, 2026.</w:t>
       </w:r>
     </w:p>
     <w:p>
       <w:pPr>
         <w:keepNext/>
-        <w:spacing w:before="200" w:after="80"/>
+        <w:spacing w:before="220" w:after="80"/>
       </w:pPr>
       <w:r>
         <w:rPr>
@@ -2308,11 +3393,6 @@
     <w:name w:val="Normal"/>
     <w:qFormat/>
     <w:rsid w:val="00FC693F"/>
-    <w:rPr>
-      <w:rFonts w:ascii="Calibri" w:hAnsi="Calibri"/>
-      <w:color w:val="333333"/>
-      <w:sz w:val="22"/>
-    </w:rPr>
   </w:style>
   <w:style w:type="paragraph" w:styleId="Header">
     <w:name w:val="header"/>
